--- a/artifacts/ClinicOS_Master_Startup_Blueprint_India_2026.docx
+++ b/artifacts/ClinicOS_Master_Startup_Blueprint_India_2026.docx
@@ -2464,7 +2464,7 @@
         <w:t xml:space="preserve">Source / status note: </w:t>
       </w:r>
       <w:r>
-        <w:t>Current baseline: the supplied markdown states that ClinicOS is designed for small clinics in rural India and describes the paper/manual workflow in detail. fileciteturn4file0L14-L32</w:t>
+        <w:t>Current baseline: the supplied markdown states that ClinicOS is designed for clinics of every size, starting with small clinics and describes the paper/manual workflow in detail. fileciteturn4file0L14-L32</w:t>
       </w:r>
     </w:p>
     <w:p>

--- a/artifacts/ClinicOS_Master_Startup_Blueprint_India_2026.docx
+++ b/artifacts/ClinicOS_Master_Startup_Blueprint_India_2026.docx
@@ -843,7 +843,7 @@
         <w:rPr>
           <w:sz w:val="18"/>
         </w:rPr>
-        <w:t>• Win on simplicity, speed, privacy, offline resilience and AI-assisted documentation rather than feature-count.</w:t>
+        <w:t>• Win on simplicity, speed, privacy, reliability and AI-assisted documentation rather than feature-count.</w:t>
       </w:r>
     </w:p>
     <w:p>
@@ -1696,7 +1696,7 @@
         <w:rPr>
           <w:sz w:val="18"/>
         </w:rPr>
-        <w:t>• The product can operate offline and remain useful when internet connectivity is unreliable.</w:t>
+        <w:t>• The product keeps working when internet connectivity is unreliable, online or on the clinic's own computer.</w:t>
       </w:r>
     </w:p>
     <w:p>
@@ -2450,7 +2450,7 @@
     </w:p>
     <w:p>
       <w:r>
-        <w:t>The supplied ClinicOS baseline describes a workflow dominated by handwritten notes, scattered history, handwritten prescriptions, weak follow-up, fragile recordings, manual backups, poor search and a lack of auditability. The prototype was explicitly designed for a one-doctor, one-clinic, one-laptop environment.</w:t>
+        <w:t>The supplied ClinicOS baseline describes a workflow dominated by handwritten notes, scattered history, handwritten prescriptions, weak follow-up, fragile recordings, manual backups, poor search and a lack of auditability. The prototype began with a one-doctor, one-clinic environment and now runs online for many clinics, with an optional copy on each clinic's own computer.</w:t>
       </w:r>
     </w:p>
     <w:p>
@@ -2544,7 +2544,7 @@
         <w:rPr>
           <w:sz w:val="18"/>
         </w:rPr>
-        <w:t>• Offline-first operation is a practical advantage where connectivity or reliability is inconsistent.</w:t>
+        <w:t>• Reliability through outages — a clinic's own computer can keep a full copy in step with its online service — is a practical advantage at every scale.</w:t>
       </w:r>
     </w:p>
     <w:p>
@@ -3597,12 +3597,12 @@
         <w:pStyle w:val="Heading3"/>
       </w:pPr>
       <w:r>
-        <w:t>03 — Offline by default</w:t>
-      </w:r>
-    </w:p>
-    <w:p>
-      <w:r>
-        <w:t>Core record access and documentation should remain functional without internet.</w:t>
+        <w:t>03 — Never lose a consultation</w:t>
+      </w:r>
+    </w:p>
+    <w:p>
+      <w:r>
+        <w:t>Core record access and documentation keep working through a crash, a power cut or a dropped connection — online or on the clinic's own computer.</w:t>
       </w:r>
     </w:p>
     <w:p>
@@ -22155,7 +22155,7 @@
         <w:rPr>
           <w:sz w:val="18"/>
         </w:rPr>
-        <w:t>• Offline-first trust.</w:t>
+        <w:t>• Reliability and data-ownership trust.</w:t>
       </w:r>
     </w:p>
     <w:p>
@@ -22553,7 +22553,7 @@
                 <w:color w:val="182235"/>
                 <w:sz w:val="16"/>
               </w:rPr>
-              <w:t>Win UX + AI documentation + offline.</w:t>
+              <w:t>Win UX + AI documentation + reliability.</w:t>
             </w:r>
           </w:p>
         </w:tc>
